--- a/client_rules/NJM.docx
+++ b/client_rules/NJM.docx
@@ -124,6 +124,9 @@
       <w:r>
         <w:t>rintout showing the Clean Retail Value of the unit is required with all files - Repairable or Total Loss. </w:t>
       </w:r>
+      <w:r>
+        <w:t>This may include NADA, J.D. Power, Kelly Blue Book, Edmunds, Carfax, Cars.com</w:t>
+      </w:r>
     </w:p>
     <w:p>
       <w:pPr>
@@ -177,7 +180,15 @@
         </w:numPr>
       </w:pPr>
       <w:r>
-        <w:t>Only write damages provided in the assignment description.  If the owner points out additional damages, you must call the calim representative for verification before writing those items.</w:t>
+        <w:t xml:space="preserve">Only write damages provided in the assignment description.  If the owner points out additional damages, you must call the </w:t>
+      </w:r>
+      <w:proofErr w:type="spellStart"/>
+      <w:r>
+        <w:t>calim</w:t>
+      </w:r>
+      <w:proofErr w:type="spellEnd"/>
+      <w:r>
+        <w:t xml:space="preserve"> representative for verification before writing those items.</w:t>
       </w:r>
     </w:p>
     <w:p>
@@ -597,7 +608,15 @@
         </w:numPr>
       </w:pPr>
       <w:r>
-        <w:t>Utilize LKQ and Reconditioned parts on all vehicles in excess of 2 years and 24k miles. (Except for Door &amp; Lift gates which may be used on all vehicles of the same year).  LKQ Mark-up is cost plust 30%.  No LKQ parts on Safety items.</w:t>
+        <w:t xml:space="preserve">Utilize LKQ and Reconditioned parts on all vehicles in excess of 2 years and 24k miles. (Except for Door &amp; Lift gates which may be used on all vehicles of the same year).  LKQ Mark-up is cost </w:t>
+      </w:r>
+      <w:proofErr w:type="spellStart"/>
+      <w:r>
+        <w:t>plust</w:t>
+      </w:r>
+      <w:proofErr w:type="spellEnd"/>
+      <w:r>
+        <w:t xml:space="preserve"> 30%.  No LKQ parts on Safety items.</w:t>
       </w:r>
     </w:p>
     <w:p>
@@ -1140,7 +1159,15 @@
       </w:r>
       <w:r>
         <w:br/>
-        <w:t>Sublet                                  Max mark up amount $150.00</w:t>
+        <w:t xml:space="preserve">Sublet                                  Max </w:t>
+      </w:r>
+      <w:proofErr w:type="spellStart"/>
+      <w:r>
+        <w:t>mark up</w:t>
+      </w:r>
+      <w:proofErr w:type="spellEnd"/>
+      <w:r>
+        <w:t xml:space="preserve"> amount $150.00</w:t>
       </w:r>
       <w:r>
         <w:br/>

--- a/client_rules/NJM.docx
+++ b/client_rules/NJM.docx
@@ -68,7 +68,15 @@
         <w:t>If Total Loss:</w:t>
       </w:r>
       <w:r>
-        <w:t> Fill out CCC and call in using office ID: 30338 or RI 81240</w:t>
+        <w:t xml:space="preserve"> Fill out CCC and </w:t>
+      </w:r>
+      <w:proofErr w:type="gramStart"/>
+      <w:r>
+        <w:t>call in</w:t>
+      </w:r>
+      <w:proofErr w:type="gramEnd"/>
+      <w:r>
+        <w:t xml:space="preserve"> using office ID: 30338 or RI 81240</w:t>
       </w:r>
     </w:p>
     <w:p>
@@ -108,7 +116,15 @@
         </w:numPr>
       </w:pPr>
       <w:r>
-        <w:t>A/M over 3 years old or in excess of 100K miles</w:t>
+        <w:t xml:space="preserve">A/M over 3 years old or </w:t>
+      </w:r>
+      <w:proofErr w:type="gramStart"/>
+      <w:r>
+        <w:t>in excess of</w:t>
+      </w:r>
+      <w:proofErr w:type="gramEnd"/>
+      <w:r>
+        <w:t xml:space="preserve"> 100K miles</w:t>
       </w:r>
     </w:p>
     <w:p>
@@ -203,28 +219,52 @@
           <w:b/>
           <w:bCs/>
         </w:rPr>
-        <w:t>Stolen Vehicles:</w:t>
-      </w:r>
-      <w:r>
-        <w:t>  Fill out NJM Vehicle Theft Inventory Sheet.</w:t>
-      </w:r>
-    </w:p>
-    <w:p>
-      <w:pPr>
-        <w:numPr>
-          <w:ilvl w:val="0"/>
-          <w:numId w:val="2"/>
-        </w:numPr>
-      </w:pPr>
+        <w:t>Stolen Vehicles</w:t>
+      </w:r>
+      <w:proofErr w:type="gramStart"/>
       <w:r>
         <w:rPr>
           <w:b/>
           <w:bCs/>
         </w:rPr>
-        <w:t>Agreed Price:  </w:t>
-      </w:r>
-      <w:r>
-        <w:t>If an agreed price with the owner's choice of shop can't be reached.  Fill out the NJM Reasons for No Agreed Price Sheet.</w:t>
+        <w:t>:</w:t>
+      </w:r>
+      <w:r>
+        <w:t>  Fill</w:t>
+      </w:r>
+      <w:proofErr w:type="gramEnd"/>
+      <w:r>
+        <w:t xml:space="preserve"> out NJM Vehicle Theft Inventory Sheet.</w:t>
+      </w:r>
+    </w:p>
+    <w:p>
+      <w:pPr>
+        <w:numPr>
+          <w:ilvl w:val="0"/>
+          <w:numId w:val="2"/>
+        </w:numPr>
+      </w:pPr>
+      <w:r>
+        <w:rPr>
+          <w:b/>
+          <w:bCs/>
+        </w:rPr>
+        <w:t>Agreed Price</w:t>
+      </w:r>
+      <w:proofErr w:type="gramStart"/>
+      <w:r>
+        <w:rPr>
+          <w:b/>
+          <w:bCs/>
+        </w:rPr>
+        <w:t>:  </w:t>
+      </w:r>
+      <w:r>
+        <w:t>If</w:t>
+      </w:r>
+      <w:proofErr w:type="gramEnd"/>
+      <w:r>
+        <w:t xml:space="preserve"> an agreed price with the owner's choice of shop can't be reached.  Fill out the NJM Reasons for No Agreed Price Sheet.</w:t>
       </w:r>
     </w:p>
     <w:p>
@@ -296,7 +336,15 @@
         </w:numPr>
       </w:pPr>
       <w:r>
-        <w:t>At least 4 photos of the damage area</w:t>
+        <w:t xml:space="preserve">At least 4 photos of the </w:t>
+      </w:r>
+      <w:proofErr w:type="gramStart"/>
+      <w:r>
+        <w:t>damage</w:t>
+      </w:r>
+      <w:proofErr w:type="gramEnd"/>
+      <w:r>
+        <w:t xml:space="preserve"> area</w:t>
       </w:r>
     </w:p>
     <w:p>
@@ -453,7 +501,15 @@
         </w:numPr>
       </w:pPr>
       <w:r>
-        <w:t>Carpet condition (front and rear - be sure to lift up floor mats)</w:t>
+        <w:t xml:space="preserve">Carpet condition (front and rear - be sure to </w:t>
+      </w:r>
+      <w:proofErr w:type="gramStart"/>
+      <w:r>
+        <w:t>lift up</w:t>
+      </w:r>
+      <w:proofErr w:type="gramEnd"/>
+      <w:r>
+        <w:t xml:space="preserve"> floor mats)</w:t>
       </w:r>
     </w:p>
     <w:p>
@@ -541,7 +597,15 @@
         </w:numPr>
       </w:pPr>
       <w:r>
-        <w:t>Any other needed photos to depict damage, UPD or conditioning</w:t>
+        <w:t xml:space="preserve">Any other </w:t>
+      </w:r>
+      <w:proofErr w:type="gramStart"/>
+      <w:r>
+        <w:t>needed photos</w:t>
+      </w:r>
+      <w:proofErr w:type="gramEnd"/>
+      <w:r>
+        <w:t xml:space="preserve"> to depict damage, UPD or conditioning</w:t>
       </w:r>
     </w:p>
     <w:p>
@@ -608,13 +672,34 @@
         </w:numPr>
       </w:pPr>
       <w:r>
-        <w:t xml:space="preserve">Utilize LKQ and Reconditioned parts on all vehicles in excess of 2 years and 24k miles. (Except for Door &amp; Lift gates which may be used on all vehicles of the same year).  LKQ Mark-up is cost </w:t>
+        <w:t xml:space="preserve">Utilize LKQ and Reconditioned parts on all vehicles </w:t>
+      </w:r>
+      <w:proofErr w:type="gramStart"/>
+      <w:r>
+        <w:t>in excess of</w:t>
+      </w:r>
+      <w:proofErr w:type="gramEnd"/>
+      <w:r>
+        <w:t xml:space="preserve"> 2 years and 24k miles. (Except for Door &amp; Lift gates which may be used on all vehicles </w:t>
+      </w:r>
+      <w:proofErr w:type="gramStart"/>
+      <w:r>
+        <w:t>of</w:t>
+      </w:r>
+      <w:proofErr w:type="gramEnd"/>
+      <w:r>
+        <w:t xml:space="preserve"> the same year).  LKQ Mark-up </w:t>
+      </w:r>
+      <w:proofErr w:type="gramStart"/>
+      <w:r>
+        <w:t xml:space="preserve">is cost </w:t>
       </w:r>
       <w:proofErr w:type="spellStart"/>
       <w:r>
         <w:t>plust</w:t>
       </w:r>
       <w:proofErr w:type="spellEnd"/>
+      <w:proofErr w:type="gramEnd"/>
       <w:r>
         <w:t xml:space="preserve"> 30%.  No LKQ parts on Safety items.</w:t>
       </w:r>
@@ -671,7 +756,15 @@
       </w:r>
       <w:r>
         <w:br/>
-        <w:t>NAGS – Front and rear less 50%. Side Glass less 20%. OEM – List Price</w:t>
+        <w:t xml:space="preserve">NAGS – Front and rear less 50%. Side Glass </w:t>
+      </w:r>
+      <w:proofErr w:type="gramStart"/>
+      <w:r>
+        <w:t>less</w:t>
+      </w:r>
+      <w:proofErr w:type="gramEnd"/>
+      <w:r>
+        <w:t xml:space="preserve"> 20%. OEM – List Price</w:t>
       </w:r>
       <w:r>
         <w:br/>
@@ -740,7 +833,15 @@
         </w:numPr>
       </w:pPr>
       <w:r>
-        <w:t>Fill out the CCC evaluation form and call in using office ID: 30338 or RI 81240</w:t>
+        <w:t xml:space="preserve">Fill out the CCC evaluation form and </w:t>
+      </w:r>
+      <w:proofErr w:type="gramStart"/>
+      <w:r>
+        <w:t>call in</w:t>
+      </w:r>
+      <w:proofErr w:type="gramEnd"/>
+      <w:r>
+        <w:t xml:space="preserve"> using office ID: 30338 or RI 81240</w:t>
       </w:r>
     </w:p>
     <w:p>
@@ -862,7 +963,15 @@
         </w:numPr>
       </w:pPr>
       <w:r>
-        <w:t>Do not apply any Depreciation or Betterment for any vehicles less thank 36K miles. (Except for the following)</w:t>
+        <w:t xml:space="preserve">Do not apply any Depreciation or Betterment for any vehicles less </w:t>
+      </w:r>
+      <w:proofErr w:type="gramStart"/>
+      <w:r>
+        <w:t>thank</w:t>
+      </w:r>
+      <w:proofErr w:type="gramEnd"/>
+      <w:r>
+        <w:t xml:space="preserve"> 36K miles. (Except for the following)</w:t>
       </w:r>
     </w:p>
     <w:p>
@@ -873,7 +982,15 @@
         </w:numPr>
       </w:pPr>
       <w:r>
-        <w:t> Batteries shall be depreciated based on warranty, 20% per year but not in excess of 50%.</w:t>
+        <w:t xml:space="preserve"> Batteries shall be depreciated based on warranty, 20% per year but not </w:t>
+      </w:r>
+      <w:proofErr w:type="gramStart"/>
+      <w:r>
+        <w:t>in excess of</w:t>
+      </w:r>
+      <w:proofErr w:type="gramEnd"/>
+      <w:r>
+        <w:t xml:space="preserve"> 50%.</w:t>
       </w:r>
     </w:p>
     <w:p>
@@ -884,7 +1001,15 @@
         </w:numPr>
       </w:pPr>
       <w:r>
-        <w:t>Tires shall be depreciated based on tread depth at 10% per 1/32 of wear, not in excess of 50%.</w:t>
+        <w:t xml:space="preserve">Tires shall be depreciated based on tread depth at 10% per 1/32 of wear, not </w:t>
+      </w:r>
+      <w:proofErr w:type="gramStart"/>
+      <w:r>
+        <w:t>in excess of</w:t>
+      </w:r>
+      <w:proofErr w:type="gramEnd"/>
+      <w:r>
+        <w:t> 50%.</w:t>
       </w:r>
     </w:p>
     <w:p>
@@ -917,7 +1042,23 @@
         </w:numPr>
       </w:pPr>
       <w:r>
-        <w:t>The following parts should be depreciated using 1% for every thousand miles in excess of 36K miles up to but not in excess of 50%: Clutches, upholstery, vinyl and convertible tops.</w:t>
+        <w:t xml:space="preserve">The following parts should be depreciated using 1% for every thousand miles </w:t>
+      </w:r>
+      <w:proofErr w:type="gramStart"/>
+      <w:r>
+        <w:t>in excess of</w:t>
+      </w:r>
+      <w:proofErr w:type="gramEnd"/>
+      <w:r>
+        <w:t xml:space="preserve"> 36K miles up to but not </w:t>
+      </w:r>
+      <w:proofErr w:type="gramStart"/>
+      <w:r>
+        <w:t>in excess of</w:t>
+      </w:r>
+      <w:proofErr w:type="gramEnd"/>
+      <w:r>
+        <w:t xml:space="preserve"> 50%: Clutches, upholstery, vinyl and convertible tops.</w:t>
       </w:r>
     </w:p>
     <w:p>
@@ -940,7 +1081,15 @@
         <w:t>Appearance allowances</w:t>
       </w:r>
       <w:r>
-        <w:t> are no longer to be taken on any vehicle. If necessary, they may be taken with the owner’s written consent on minor scuff to bumpers, tires, or wheels. This cannot be done on a leased vehicle. Personal inspection of the condition of the part will take precedence over published guidelines. If it is determined that a Betterment should be taken, enter the amount on the estimate and advise the customer that they are responsible for the amount plus tax. Any expenses, in addition to any deductible the customer may incur, such as Betterment or repair of unrelated damages should be identified and explained to the owner before starting repairs.</w:t>
+        <w:t xml:space="preserve"> are no longer to be taken on any vehicle. If necessary, they may be taken with the owner’s written consent on minor scuff to bumpers, tires, or wheels. This cannot be done on a leased vehicle. Personal inspection of the condition of the part will take precedence over published guidelines. If it is determined that a Betterment should be </w:t>
+      </w:r>
+      <w:proofErr w:type="gramStart"/>
+      <w:r>
+        <w:t>taken</w:t>
+      </w:r>
+      <w:proofErr w:type="gramEnd"/>
+      <w:r>
+        <w:t>, enter the amount on the estimate and advise the customer that they are responsible for the amount plus tax. Any expenses, in addition to any deductible the customer may incur, such as Betterment or repair of unrelated damages should be identified and explained to the owner before starting repairs.</w:t>
       </w:r>
     </w:p>
     <w:p>
@@ -973,7 +1122,7 @@
         </w:numPr>
       </w:pPr>
       <w:r>
-        <w:t>Complete the Core appraisal report in its entirety and provide specific detailed inspection notes.</w:t>
+        <w:t>Complete the appraisal report in its entirety and provide specific detailed inspection notes.</w:t>
       </w:r>
     </w:p>
     <w:p>
@@ -996,7 +1145,23 @@
         </w:numPr>
       </w:pPr>
       <w:r>
-        <w:t>Comment in your Appraisal Report the "Approximate Market Value" of the unit. </w:t>
+        <w:t xml:space="preserve">Comment </w:t>
+      </w:r>
+      <w:proofErr w:type="gramStart"/>
+      <w:r>
+        <w:t>in</w:t>
+      </w:r>
+      <w:proofErr w:type="gramEnd"/>
+      <w:r>
+        <w:t xml:space="preserve"> your Appraisal </w:t>
+      </w:r>
+      <w:proofErr w:type="gramStart"/>
+      <w:r>
+        <w:t>Report</w:t>
+      </w:r>
+      <w:proofErr w:type="gramEnd"/>
+      <w:r>
+        <w:t xml:space="preserve"> the "Approximate Market Value" of the unit. </w:t>
       </w:r>
     </w:p>
     <w:p>
@@ -1011,28 +1176,52 @@
           <w:b/>
           <w:bCs/>
         </w:rPr>
-        <w:t>Stolen Vehicles:</w:t>
-      </w:r>
-      <w:r>
-        <w:t>  Fill out NJM Vehicle Theft Inventory Sheet.</w:t>
-      </w:r>
-    </w:p>
-    <w:p>
-      <w:pPr>
-        <w:numPr>
-          <w:ilvl w:val="0"/>
-          <w:numId w:val="13"/>
-        </w:numPr>
-      </w:pPr>
+        <w:t>Stolen Vehicles</w:t>
+      </w:r>
+      <w:proofErr w:type="gramStart"/>
       <w:r>
         <w:rPr>
           <w:b/>
           <w:bCs/>
         </w:rPr>
-        <w:t>Agreed Price:  </w:t>
-      </w:r>
-      <w:r>
-        <w:t>If an agreed price with the owner's choice of shop can't be reached.  Fill out the NJM Reasons for No Agreed Price Sheet.</w:t>
+        <w:t>:</w:t>
+      </w:r>
+      <w:r>
+        <w:t>  Fill</w:t>
+      </w:r>
+      <w:proofErr w:type="gramEnd"/>
+      <w:r>
+        <w:t xml:space="preserve"> out NJM Vehicle Theft Inventory Sheet.</w:t>
+      </w:r>
+    </w:p>
+    <w:p>
+      <w:pPr>
+        <w:numPr>
+          <w:ilvl w:val="0"/>
+          <w:numId w:val="13"/>
+        </w:numPr>
+      </w:pPr>
+      <w:r>
+        <w:rPr>
+          <w:b/>
+          <w:bCs/>
+        </w:rPr>
+        <w:t>Agreed Price</w:t>
+      </w:r>
+      <w:proofErr w:type="gramStart"/>
+      <w:r>
+        <w:rPr>
+          <w:b/>
+          <w:bCs/>
+        </w:rPr>
+        <w:t>:  </w:t>
+      </w:r>
+      <w:r>
+        <w:t>If</w:t>
+      </w:r>
+      <w:proofErr w:type="gramEnd"/>
+      <w:r>
+        <w:t xml:space="preserve"> an agreed price with the owner's choice of shop can't be reached.  Fill out the NJM Reasons for No Agreed Price Sheet.</w:t>
       </w:r>
     </w:p>
     <w:p>
@@ -1186,10 +1375,17 @@
       </w:r>
       <w:r>
         <w:br/>
-        <w:t>Sublet Diagnostic scan are subject to 10% markup plus 0.5 Mechanical Labor</w:t>
-      </w:r>
-    </w:p>
-    <w:p/>
+        <w:t xml:space="preserve">Sublet Diagnostic scan </w:t>
+      </w:r>
+      <w:proofErr w:type="gramStart"/>
+      <w:r>
+        <w:t>are</w:t>
+      </w:r>
+      <w:proofErr w:type="gramEnd"/>
+      <w:r>
+        <w:t xml:space="preserve"> subject to 10% markup plus 0.5 Mechanical Labor</w:t>
+      </w:r>
+    </w:p>
     <w:sectPr>
       <w:pgSz w:w="12240" w:h="15840"/>
       <w:pgMar w:top="720" w:right="720" w:bottom="720" w:left="720" w:header="720" w:footer="720" w:gutter="0"/>
